--- a/MyDocumentConverterMultiOSV10/samples/output/markup/typst/docx.docx
+++ b/MyDocumentConverterMultiOSV10/samples/output/markup/typst/docx.docx
@@ -145,7 +145,7 @@
       <w:r>
         <w:t xml:space="preserve">, 그리고 </w:t>
       </w:r>
-      <w:hyperlink w:history="1" r:id="rIdmmh946yoxwgjodpxpswdj">
+      <w:hyperlink w:history="1" r:id="rIdzojpoxfdpfvcxm0psww_g">
         <w:r>
           <w:rPr>
             <w:rStyle w:val="Hyperlink"/>
@@ -791,7 +791,7 @@
       <w:r>
         <w:t xml:space="preserve"> 자동 링크 </w:t>
       </w:r>
-      <w:hyperlink w:history="1" r:id="rIdizdyex9-m4u8umqvbc1vn">
+      <w:hyperlink w:history="1" r:id="rIdqfxp3obb3rnynxcawldqa">
         <w:r>
           <w:rPr>
             <w:rStyle w:val="Hyperlink"/>
@@ -802,7 +802,7 @@
       <w:r>
         <w:t xml:space="preserve"> 와 </w:t>
       </w:r>
-      <w:hyperlink w:history="1" r:id="rId0eckkq1etaldklo5cepem">
+      <w:hyperlink w:history="1" r:id="rIdv0v7vtse5ihg67qaw557o">
         <w:r>
           <w:rPr>
             <w:rStyle w:val="Hyperlink"/>
